--- a/Hasil Wawancara/Syamsul Bahri - Panen Raya Cinde.docx
+++ b/Hasil Wawancara/Syamsul Bahri - Panen Raya Cinde.docx
@@ -4,8 +4,8 @@
   <w:body>
     <w:tbl>
       <w:tblPr>
-        <w:tblStyle w:val="TableGrid"/>
-        <w:tblW w:w="0" w:type="auto"/>
+        <w:tblStyle w:val="KisiTabel"/>
+        <w:tblW w:w="8154" w:type="dxa"/>
         <w:jc w:val="center"/>
         <w:tblLayout w:type="fixed"/>
         <w:tblLook w:val="04A0" w:firstRow="1" w:lastRow="0" w:firstColumn="1" w:lastColumn="0" w:noHBand="0" w:noVBand="1"/>
@@ -25,7 +25,7 @@
         </w:trPr>
         <w:tc>
           <w:tcPr>
-            <w:tcW w:w="8153" w:type="dxa"/>
+            <w:tcW w:w="8154" w:type="dxa"/>
             <w:gridSpan w:val="6"/>
             <w:tcBorders>
               <w:bottom w:val="single" w:sz="4" w:space="0" w:color="auto"/>
@@ -118,7 +118,7 @@
         </w:tc>
         <w:tc>
           <w:tcPr>
-            <w:tcW w:w="6060" w:type="dxa"/>
+            <w:tcW w:w="6061" w:type="dxa"/>
             <w:gridSpan w:val="4"/>
             <w:tcBorders>
               <w:left w:val="nil"/>
@@ -159,7 +159,7 @@
         </w:trPr>
         <w:tc>
           <w:tcPr>
-            <w:tcW w:w="4076" w:type="dxa"/>
+            <w:tcW w:w="4077" w:type="dxa"/>
             <w:gridSpan w:val="3"/>
             <w:tcBorders>
               <w:bottom w:val="single" w:sz="4" w:space="0" w:color="auto"/>
@@ -290,7 +290,7 @@
         </w:tc>
         <w:tc>
           <w:tcPr>
-            <w:tcW w:w="1983" w:type="dxa"/>
+            <w:tcW w:w="1984" w:type="dxa"/>
             <w:tcBorders>
               <w:top w:val="single" w:sz="4" w:space="0" w:color="auto"/>
               <w:left w:val="nil"/>
@@ -472,7 +472,7 @@
         </w:tc>
         <w:tc>
           <w:tcPr>
-            <w:tcW w:w="1983" w:type="dxa"/>
+            <w:tcW w:w="1984" w:type="dxa"/>
             <w:tcBorders>
               <w:top w:val="nil"/>
               <w:left w:val="nil"/>
@@ -654,7 +654,7 @@
         </w:tc>
         <w:tc>
           <w:tcPr>
-            <w:tcW w:w="1983" w:type="dxa"/>
+            <w:tcW w:w="1984" w:type="dxa"/>
             <w:tcBorders>
               <w:top w:val="nil"/>
               <w:left w:val="nil"/>
@@ -836,7 +836,7 @@
         </w:tc>
         <w:tc>
           <w:tcPr>
-            <w:tcW w:w="1983" w:type="dxa"/>
+            <w:tcW w:w="1984" w:type="dxa"/>
             <w:tcBorders>
               <w:top w:val="nil"/>
               <w:left w:val="nil"/>
@@ -989,7 +989,7 @@
         </w:tc>
         <w:tc>
           <w:tcPr>
-            <w:tcW w:w="4076" w:type="dxa"/>
+            <w:tcW w:w="4077" w:type="dxa"/>
             <w:gridSpan w:val="3"/>
             <w:tcBorders>
               <w:top w:val="single" w:sz="4" w:space="0" w:color="auto"/>
@@ -1086,7 +1086,7 @@
         </w:tc>
         <w:tc>
           <w:tcPr>
-            <w:tcW w:w="4076" w:type="dxa"/>
+            <w:tcW w:w="4077" w:type="dxa"/>
             <w:gridSpan w:val="3"/>
             <w:tcBorders>
               <w:top w:val="single" w:sz="4" w:space="0" w:color="auto"/>
@@ -1158,7 +1158,7 @@
         </w:tc>
         <w:tc>
           <w:tcPr>
-            <w:tcW w:w="4076" w:type="dxa"/>
+            <w:tcW w:w="4077" w:type="dxa"/>
             <w:gridSpan w:val="3"/>
             <w:tcBorders>
               <w:top w:val="single" w:sz="4" w:space="0" w:color="auto"/>
@@ -1222,7 +1222,7 @@
         </w:tc>
         <w:tc>
           <w:tcPr>
-            <w:tcW w:w="4076" w:type="dxa"/>
+            <w:tcW w:w="4077" w:type="dxa"/>
             <w:gridSpan w:val="3"/>
             <w:tcBorders>
               <w:top w:val="single" w:sz="4" w:space="0" w:color="auto"/>
@@ -1294,7 +1294,7 @@
         </w:tc>
         <w:tc>
           <w:tcPr>
-            <w:tcW w:w="4076" w:type="dxa"/>
+            <w:tcW w:w="4077" w:type="dxa"/>
             <w:gridSpan w:val="3"/>
             <w:tcBorders>
               <w:top w:val="single" w:sz="4" w:space="0" w:color="auto"/>
@@ -1387,7 +1387,7 @@
         </w:tc>
         <w:tc>
           <w:tcPr>
-            <w:tcW w:w="4076" w:type="dxa"/>
+            <w:tcW w:w="4077" w:type="dxa"/>
             <w:gridSpan w:val="3"/>
             <w:tcBorders>
               <w:top w:val="single" w:sz="4" w:space="0" w:color="auto"/>
@@ -1467,7 +1467,7 @@
         </w:tc>
         <w:tc>
           <w:tcPr>
-            <w:tcW w:w="4076" w:type="dxa"/>
+            <w:tcW w:w="4077" w:type="dxa"/>
             <w:gridSpan w:val="3"/>
             <w:tcBorders>
               <w:top w:val="single" w:sz="4" w:space="0" w:color="auto"/>
@@ -1531,7 +1531,7 @@
         </w:tc>
         <w:tc>
           <w:tcPr>
-            <w:tcW w:w="4076" w:type="dxa"/>
+            <w:tcW w:w="4077" w:type="dxa"/>
             <w:gridSpan w:val="3"/>
             <w:tcBorders>
               <w:top w:val="single" w:sz="4" w:space="0" w:color="auto"/>
@@ -1613,7 +1613,7 @@
         </w:tc>
         <w:tc>
           <w:tcPr>
-            <w:tcW w:w="4076" w:type="dxa"/>
+            <w:tcW w:w="4077" w:type="dxa"/>
             <w:gridSpan w:val="3"/>
             <w:tcBorders>
               <w:top w:val="single" w:sz="4" w:space="0" w:color="auto"/>
@@ -1677,7 +1677,7 @@
         </w:tc>
         <w:tc>
           <w:tcPr>
-            <w:tcW w:w="4076" w:type="dxa"/>
+            <w:tcW w:w="4077" w:type="dxa"/>
             <w:gridSpan w:val="3"/>
             <w:tcBorders>
               <w:top w:val="single" w:sz="4" w:space="0" w:color="auto"/>
@@ -1744,7 +1744,7 @@
         </w:tc>
         <w:tc>
           <w:tcPr>
-            <w:tcW w:w="4076" w:type="dxa"/>
+            <w:tcW w:w="4077" w:type="dxa"/>
             <w:gridSpan w:val="3"/>
             <w:tcBorders>
               <w:top w:val="single" w:sz="4" w:space="0" w:color="auto"/>
@@ -1808,7 +1808,7 @@
         </w:tc>
         <w:tc>
           <w:tcPr>
-            <w:tcW w:w="4076" w:type="dxa"/>
+            <w:tcW w:w="4077" w:type="dxa"/>
             <w:gridSpan w:val="3"/>
             <w:tcBorders>
               <w:top w:val="single" w:sz="4" w:space="0" w:color="auto"/>
@@ -1923,7 +1923,7 @@
         </w:tc>
         <w:tc>
           <w:tcPr>
-            <w:tcW w:w="4076" w:type="dxa"/>
+            <w:tcW w:w="4077" w:type="dxa"/>
             <w:gridSpan w:val="3"/>
             <w:tcBorders>
               <w:top w:val="single" w:sz="4" w:space="0" w:color="auto"/>
@@ -1946,173 +1946,6 @@
                 <w:szCs w:val="16"/>
               </w:rPr>
               <w:t>Ya, sampai petani paham dan teknologi tersebut benar berguna bagi mereka.</w:t>
-            </w:r>
-          </w:p>
-        </w:tc>
-      </w:tr>
-    </w:tbl>
-    <w:p>
-      <w:pPr>
-        <w:rPr>
-          <w:lang w:val="en-US"/>
-        </w:rPr>
-      </w:pPr>
-    </w:p>
-    <w:tbl>
-      <w:tblPr>
-        <w:tblW w:w="8212" w:type="dxa"/>
-        <w:tblBorders>
-          <w:top w:val="single" w:sz="4" w:space="0" w:color="000000"/>
-          <w:left w:val="single" w:sz="4" w:space="0" w:color="000000"/>
-          <w:bottom w:val="single" w:sz="4" w:space="0" w:color="000000"/>
-          <w:right w:val="single" w:sz="4" w:space="0" w:color="000000"/>
-          <w:insideH w:val="single" w:sz="4" w:space="0" w:color="000000"/>
-          <w:insideV w:val="single" w:sz="4" w:space="0" w:color="000000"/>
-        </w:tblBorders>
-        <w:tblLayout w:type="fixed"/>
-        <w:tblLook w:val="0400" w:firstRow="0" w:lastRow="0" w:firstColumn="0" w:lastColumn="0" w:noHBand="0" w:noVBand="1"/>
-      </w:tblPr>
-      <w:tblGrid>
-        <w:gridCol w:w="4106"/>
-        <w:gridCol w:w="4106"/>
-      </w:tblGrid>
-      <w:tr>
-        <w:tc>
-          <w:tcPr>
-            <w:tcW w:w="4106" w:type="dxa"/>
-            <w:shd w:val="clear" w:color="auto" w:fill="D9D9D9"/>
-            <w:vAlign w:val="center"/>
-          </w:tcPr>
-          <w:p>
-            <w:pPr>
-              <w:spacing w:after="0"/>
-              <w:jc w:val="center"/>
-              <w:rPr>
-                <w:b/>
-              </w:rPr>
-            </w:pPr>
-            <w:r>
-              <w:rPr>
-                <w:b/>
-              </w:rPr>
-              <w:t>Mahasiswa</w:t>
-            </w:r>
-          </w:p>
-        </w:tc>
-        <w:tc>
-          <w:tcPr>
-            <w:tcW w:w="4106" w:type="dxa"/>
-            <w:shd w:val="clear" w:color="auto" w:fill="D9D9D9"/>
-            <w:vAlign w:val="center"/>
-          </w:tcPr>
-          <w:p>
-            <w:pPr>
-              <w:spacing w:after="0"/>
-              <w:jc w:val="center"/>
-              <w:rPr>
-                <w:b/>
-              </w:rPr>
-            </w:pPr>
-            <w:r>
-              <w:rPr>
-                <w:b/>
-              </w:rPr>
-              <w:t>Narasumber</w:t>
-            </w:r>
-          </w:p>
-        </w:tc>
-      </w:tr>
-      <w:tr>
-        <w:trPr>
-          <w:trHeight w:val="1919"/>
-        </w:trPr>
-        <w:tc>
-          <w:tcPr>
-            <w:tcW w:w="4106" w:type="dxa"/>
-          </w:tcPr>
-          <w:p>
-            <w:pPr>
-              <w:spacing w:line="276" w:lineRule="auto"/>
-            </w:pPr>
-          </w:p>
-          <w:p>
-            <w:pPr>
-              <w:spacing w:line="276" w:lineRule="auto"/>
-            </w:pPr>
-          </w:p>
-          <w:p>
-            <w:pPr>
-              <w:spacing w:line="276" w:lineRule="auto"/>
-              <w:jc w:val="center"/>
-            </w:pPr>
-          </w:p>
-          <w:p>
-            <w:pPr>
-              <w:spacing w:line="276" w:lineRule="auto"/>
-              <w:jc w:val="center"/>
-            </w:pPr>
-          </w:p>
-          <w:p>
-            <w:pPr>
-              <w:spacing w:line="276" w:lineRule="auto"/>
-              <w:jc w:val="center"/>
-            </w:pPr>
-            <w:r>
-              <w:t>_____________________</w:t>
-            </w:r>
-            <w:r>
-              <w:br/>
-              <w:t>Kevin Pratama</w:t>
-            </w:r>
-          </w:p>
-        </w:tc>
-        <w:tc>
-          <w:tcPr>
-            <w:tcW w:w="4106" w:type="dxa"/>
-          </w:tcPr>
-          <w:p>
-            <w:pPr>
-              <w:spacing w:line="276" w:lineRule="auto"/>
-            </w:pPr>
-          </w:p>
-          <w:p>
-            <w:pPr>
-              <w:spacing w:line="276" w:lineRule="auto"/>
-            </w:pPr>
-          </w:p>
-          <w:p>
-            <w:pPr>
-              <w:spacing w:line="276" w:lineRule="auto"/>
-              <w:jc w:val="center"/>
-            </w:pPr>
-          </w:p>
-          <w:p>
-            <w:pPr>
-              <w:spacing w:line="276" w:lineRule="auto"/>
-              <w:jc w:val="center"/>
-            </w:pPr>
-          </w:p>
-          <w:p>
-            <w:pPr>
-              <w:spacing w:after="0" w:line="276" w:lineRule="auto"/>
-              <w:jc w:val="center"/>
-            </w:pPr>
-            <w:r>
-              <w:t>_____________________</w:t>
-            </w:r>
-          </w:p>
-          <w:p>
-            <w:pPr>
-              <w:spacing w:line="276" w:lineRule="auto"/>
-              <w:jc w:val="center"/>
-            </w:pPr>
-            <w:r>
-              <w:rPr>
-                <w:rFonts w:ascii="Arial" w:hAnsi="Arial" w:cs="Arial"/>
-                <w:sz w:val="20"/>
-                <w:szCs w:val="20"/>
-              </w:rPr>
-              <w:t>Syamsul Bahri</w:t>
             </w:r>
           </w:p>
         </w:tc>
@@ -2121,7 +1954,71 @@
     <w:p>
       <w:pPr>
         <w:spacing w:after="0" w:line="240" w:lineRule="auto"/>
+        <w:rPr>
+          <w:noProof/>
+        </w:rPr>
       </w:pPr>
+    </w:p>
+    <w:p>
+      <w:pPr>
+        <w:spacing w:after="0" w:line="240" w:lineRule="auto"/>
+      </w:pPr>
+      <w:r>
+        <w:rPr>
+          <w:noProof/>
+        </w:rPr>
+        <w:drawing>
+          <wp:inline distT="0" distB="0" distL="0" distR="0" wp14:anchorId="05D53975" wp14:editId="77CE5008">
+            <wp:extent cx="5039995" cy="1879374"/>
+            <wp:effectExtent l="0" t="0" r="0" b="0"/>
+            <wp:docPr id="1358308769" name="Gambar 3"/>
+            <wp:cNvGraphicFramePr>
+              <a:graphicFrameLocks xmlns:a="http://schemas.openxmlformats.org/drawingml/2006/main" noChangeAspect="1"/>
+            </wp:cNvGraphicFramePr>
+            <a:graphic xmlns:a="http://schemas.openxmlformats.org/drawingml/2006/main">
+              <a:graphicData uri="http://schemas.openxmlformats.org/drawingml/2006/picture">
+                <pic:pic xmlns:pic="http://schemas.openxmlformats.org/drawingml/2006/picture">
+                  <pic:nvPicPr>
+                    <pic:cNvPr id="0" name="Picture 5"/>
+                    <pic:cNvPicPr>
+                      <a:picLocks noChangeAspect="1" noChangeArrowheads="1"/>
+                    </pic:cNvPicPr>
+                  </pic:nvPicPr>
+                  <pic:blipFill rotWithShape="1">
+                    <a:blip r:embed="rId6">
+                      <a:extLst>
+                        <a:ext uri="{28A0092B-C50C-407E-A947-70E740481C1C}">
+                          <a14:useLocalDpi xmlns:a14="http://schemas.microsoft.com/office/drawing/2010/main" val="0"/>
+                        </a:ext>
+                      </a:extLst>
+                    </a:blip>
+                    <a:srcRect l="3377" t="71304" r="2712" b="6018"/>
+                    <a:stretch/>
+                  </pic:blipFill>
+                  <pic:spPr bwMode="auto">
+                    <a:xfrm>
+                      <a:off x="0" y="0"/>
+                      <a:ext cx="5039995" cy="1879374"/>
+                    </a:xfrm>
+                    <a:prstGeom prst="rect">
+                      <a:avLst/>
+                    </a:prstGeom>
+                    <a:noFill/>
+                    <a:ln>
+                      <a:noFill/>
+                    </a:ln>
+                    <a:extLst>
+                      <a:ext uri="{53640926-AAD7-44D8-BBD7-CCE9431645EC}">
+                        <a14:shadowObscured xmlns:a14="http://schemas.microsoft.com/office/drawing/2010/main"/>
+                      </a:ext>
+                    </a:extLst>
+                  </pic:spPr>
+                </pic:pic>
+              </a:graphicData>
+            </a:graphic>
+          </wp:inline>
+        </w:drawing>
+      </w:r>
     </w:p>
     <w:p>
       <w:pPr>
@@ -2131,7 +2028,7 @@
       </w:pPr>
     </w:p>
     <w:sectPr>
-      <w:headerReference w:type="default" r:id="rId6"/>
+      <w:headerReference w:type="default" r:id="rId7"/>
       <w:pgSz w:w="11906" w:h="16838"/>
       <w:pgMar w:top="2268" w:right="1701" w:bottom="1701" w:left="2268" w:header="1417" w:footer="850" w:gutter="0"/>
       <w:cols w:space="708"/>
@@ -2629,13 +2526,13 @@
       <w:lang w:val="id-ID"/>
     </w:rPr>
   </w:style>
-  <w:style w:type="character" w:default="1" w:styleId="DefaultParagraphFont">
+  <w:style w:type="character" w:default="1" w:styleId="FontParagrafDefault">
     <w:name w:val="Default Paragraph Font"/>
     <w:uiPriority w:val="1"/>
     <w:semiHidden/>
     <w:unhideWhenUsed/>
   </w:style>
-  <w:style w:type="table" w:default="1" w:styleId="TableNormal">
+  <w:style w:type="table" w:default="1" w:styleId="TabelNormal">
     <w:name w:val="Normal Table"/>
     <w:uiPriority w:val="99"/>
     <w:semiHidden/>
@@ -2650,7 +2547,7 @@
       </w:tblCellMar>
     </w:tblPr>
   </w:style>
-  <w:style w:type="numbering" w:default="1" w:styleId="NoList">
+  <w:style w:type="numbering" w:default="1" w:styleId="TidakAdaDaftar">
     <w:name w:val="No List"/>
     <w:uiPriority w:val="99"/>
     <w:semiHidden/>
@@ -2659,7 +2556,7 @@
   <w:style w:type="paragraph" w:styleId="Header">
     <w:name w:val="header"/>
     <w:basedOn w:val="Normal"/>
-    <w:link w:val="HeaderChar"/>
+    <w:link w:val="HeaderKAR"/>
     <w:uiPriority w:val="99"/>
     <w:unhideWhenUsed/>
     <w:rsid w:val="00033AA3"/>
@@ -2671,9 +2568,9 @@
       <w:spacing w:after="0" w:line="240" w:lineRule="auto"/>
     </w:pPr>
   </w:style>
-  <w:style w:type="character" w:customStyle="1" w:styleId="HeaderChar">
-    <w:name w:val="Header Char"/>
-    <w:basedOn w:val="DefaultParagraphFont"/>
+  <w:style w:type="character" w:customStyle="1" w:styleId="HeaderKAR">
+    <w:name w:val="Header KAR"/>
+    <w:basedOn w:val="FontParagrafDefault"/>
     <w:link w:val="Header"/>
     <w:uiPriority w:val="99"/>
     <w:rsid w:val="00033AA3"/>
@@ -2684,7 +2581,7 @@
   <w:style w:type="paragraph" w:styleId="Footer">
     <w:name w:val="footer"/>
     <w:basedOn w:val="Normal"/>
-    <w:link w:val="FooterChar"/>
+    <w:link w:val="FooterKAR"/>
     <w:uiPriority w:val="99"/>
     <w:unhideWhenUsed/>
     <w:rsid w:val="00033AA3"/>
@@ -2696,9 +2593,9 @@
       <w:spacing w:after="0" w:line="240" w:lineRule="auto"/>
     </w:pPr>
   </w:style>
-  <w:style w:type="character" w:customStyle="1" w:styleId="FooterChar">
-    <w:name w:val="Footer Char"/>
-    <w:basedOn w:val="DefaultParagraphFont"/>
+  <w:style w:type="character" w:customStyle="1" w:styleId="FooterKAR">
+    <w:name w:val="Footer KAR"/>
+    <w:basedOn w:val="FontParagrafDefault"/>
     <w:link w:val="Footer"/>
     <w:uiPriority w:val="99"/>
     <w:rsid w:val="00033AA3"/>
@@ -2706,9 +2603,9 @@
       <w:lang w:val="id-ID"/>
     </w:rPr>
   </w:style>
-  <w:style w:type="table" w:styleId="TableGrid">
+  <w:style w:type="table" w:styleId="KisiTabel">
     <w:name w:val="Table Grid"/>
-    <w:basedOn w:val="TableNormal"/>
+    <w:basedOn w:val="TabelNormal"/>
     <w:uiPriority w:val="39"/>
     <w:rsid w:val="00033AA3"/>
     <w:pPr>
@@ -2725,7 +2622,7 @@
       </w:tblBorders>
     </w:tblPr>
   </w:style>
-  <w:style w:type="paragraph" w:styleId="ListParagraph">
+  <w:style w:type="paragraph" w:styleId="DaftarParagraf">
     <w:name w:val="List Paragraph"/>
     <w:basedOn w:val="Normal"/>
     <w:uiPriority w:val="34"/>
